--- a/LD-00_详细设计说明与文档索引.docx
+++ b/LD-00_详细设计说明与文档索引.docx
@@ -664,7 +664,7 @@
                 <w:sz w:val="18"/>
                 <w:lang w:eastAsia="zh-CN"/>
               </w:rPr>
-              <w:t>门户信息架构、报表与仪表板的机制、双语模板、地图嵌入、大屏与移动布局</w:t>
+              <w:t>门户信息架构与角色入口、双语与从右至左（含双向隔离与数字符号）、元字段的分级呈现、报表与仪表板机制、地图嵌入与降级、指挥大屏自恢复、移动端布局、渲染预算、组件库与设计系统</w:t>
             </w:r>
           </w:p>
         </w:tc>
@@ -728,7 +728,7 @@
                 <w:sz w:val="18"/>
                 <w:lang w:eastAsia="zh-CN"/>
               </w:rPr>
-              <w:t>40 张报表与 20 个仪表板的逐张规格，含屏幕版式与打印版式</w:t>
+              <w:t>规格字段定义、40 张报表与 20 个仪表板的规格骨架、本轮决策造成的清单调整、与客户逐张对齐的登记表</w:t>
             </w:r>
           </w:p>
         </w:tc>
@@ -745,7 +745,7 @@
                 <w:rFonts w:ascii="微软雅黑" w:hAnsi="微软雅黑"/>
                 <w:sz w:val="18"/>
               </w:rPr>
-              <w:t>规格册（独立成册）</w:t>
+              <w:t>规格册（独立成册）。现阶段为样板与骨架，非定稿——内容须在合同签订后与客户逐张对齐</w:t>
             </w:r>
           </w:p>
         </w:tc>
@@ -943,7 +943,7 @@
                 <w:sz w:val="18"/>
                 <w:lang w:eastAsia="zh-CN"/>
               </w:rPr>
-              <w:t>集群参数、降级决策树、备份与恢复、部署与离线补丁、三套环境</w:t>
+              <w:t>集群参数与故障场景、RPO/RTO 与降级决策树、备份与四类恢复演练、三套环境与两项前置门、发布制品与回滚、离线补丁五条镜像链、资源需求、十七条放置与隔离要求、服务水平举证口径</w:t>
             </w:r>
           </w:p>
         </w:tc>
@@ -964,7 +964,7 @@
                 <w:sz w:val="18"/>
                 <w:lang w:eastAsia="zh-CN"/>
               </w:rPr>
-              <w:t>部署手册 · 运行手册 · 演练规程</w:t>
+              <w:t>部署手册 · 运行手册 · 演练规程 · 基础设施要求接口文件 · 服务水平判定口径文件</w:t>
             </w:r>
           </w:p>
         </w:tc>
@@ -4227,7 +4227,7 @@
                 <w:sz w:val="18"/>
                 <w:lang w:eastAsia="zh-CN"/>
               </w:rPr>
-              <w:t>40 张报表与 20 个仪表板的逐张规格</w:t>
+              <w:t>40 张报表与 20 个仪表板的规格册。6 张已填满作样板，其余待与客户逐张对齐</w:t>
             </w:r>
           </w:p>
         </w:tc>

--- a/LD-00_详细设计说明与文档索引.docx
+++ b/LD-00_详细设计说明与文档索引.docx
@@ -792,16 +792,7 @@
                 <w:sz w:val="18"/>
                 <w:lang w:eastAsia="zh-CN"/>
               </w:rPr>
-              <w:t>M-01 至 M-11 逐个界面的功能、字段、权限与操作</w:t>
-            </w:r>
-            <w:r>
-              <w:rPr>
-                <w:rFonts w:ascii="微软雅黑" w:hAnsi="微软雅黑"/>
-                <w:sz w:val="18"/>
-                <w:lang w:eastAsia="zh-CN"/>
-              </w:rPr>
-              <w:lastRenderedPageBreak/>
-              <w:t>留痕</w:t>
+              <w:t>十一个界面的共同规则（走服务层、统一留痕、危险动作确认、热调与发布的界线）、M-01 至 M-11 逐个界面的视图与动作、危险动作清单</w:t>
             </w:r>
           </w:p>
         </w:tc>
@@ -818,16 +809,7 @@
                 <w:rFonts w:ascii="微软雅黑" w:hAnsi="微软雅黑"/>
                 <w:sz w:val="18"/>
               </w:rPr>
-              <w:lastRenderedPageBreak/>
-              <w:t>界面规</w:t>
-            </w:r>
-            <w:r>
-              <w:rPr>
-                <w:rFonts w:ascii="微软雅黑" w:hAnsi="微软雅黑"/>
-                <w:sz w:val="18"/>
-              </w:rPr>
-              <w:lastRenderedPageBreak/>
-              <w:t>格 · 原型</w:t>
+              <w:t>界面规格 · 原型 · 危险动作清单与影响提示文案 · 留痕字段规范</w:t>
             </w:r>
           </w:p>
         </w:tc>

--- a/LD-00_详细设计说明与文档索引.docx
+++ b/LD-00_详细设计说明与文档索引.docx
@@ -532,7 +532,7 @@
                 <w:sz w:val="18"/>
                 <w:lang w:eastAsia="zh-CN"/>
               </w:rPr>
-              <w:t>52 个指标的计算式与依赖链、日切封账与修正、对账规则、热点与聚集区算法</w:t>
+              <w:t>59 个指标的计算式与依赖链、日切封账与修正、对账规则、热点与聚集区算法</w:t>
             </w:r>
           </w:p>
         </w:tc>
@@ -1343,7 +1343,7 @@
                 <w:sz w:val="18"/>
                 <w:lang w:eastAsia="zh-CN"/>
               </w:rPr>
-              <w:t>28 条假设与 40 项信息需求。开工前逐条复核，状态为"待确认"或"未确认"的不可依赖。</w:t>
+              <w:t>假设与信息需求登记册。条数以该册为准，不在本表重复——每次新增都要回来改数字，迟早会漏。开工前逐条复核，状态为「待确认」或「未确认」的假设不可依赖。</w:t>
             </w:r>
           </w:p>
         </w:tc>
@@ -1390,7 +1390,7 @@
                 <w:sz w:val="18"/>
                 <w:lang w:eastAsia="zh-CN"/>
               </w:rPr>
-              <w:t>33 条约束与 42 项设计决策。改动任何架构决定之前必须先读"被拒绝的方案"一列。</w:t>
+              <w:t>约束与设计决策登记册。条数以该册为准，不在本表重复。改动任何架构决定之前必须先读「被拒绝的方案」一列。</w:t>
             </w:r>
           </w:p>
         </w:tc>

--- a/LD-00_详细设计说明与文档索引.docx
+++ b/LD-00_详细设计说明与文档索引.docx
@@ -1296,7 +1296,7 @@
                 <w:sz w:val="18"/>
                 <w:lang w:eastAsia="zh-CN"/>
               </w:rPr>
-              <w:t>条款到需求到章节的对应。LD 完成后回填开发状态与对应的 LD 章节。</w:t>
+              <w:t>RFP 条款到需求编号、HLD 章节与 LD 册章的逐条对应。详细设计成文后已补上下半段追溯：需求清单页给到册与章，追溯矩阵页给到册一级，映射依据分三级标注。</w:t>
             </w:r>
           </w:p>
         </w:tc>
@@ -4687,7 +4687,7 @@
                 <w:rFonts w:ascii="微软雅黑" w:hAnsi="微软雅黑"/>
                 <w:sz w:val="18"/>
               </w:rPr>
-              <w:t>追溯矩阵 · 需求清单 · 需人工复核的条款（已补复核结论列）</w:t>
+              <w:t>追溯矩阵 · 需求清单 · 需人工复核的条款。含 LD 册章对应。三页的条数以该册为准。</w:t>
             </w:r>
           </w:p>
         </w:tc>

--- a/LD-00_详细设计说明与文档索引.docx
+++ b/LD-00_详细设计说明与文档索引.docx
@@ -2801,7 +2801,7 @@
                 <w:sz w:val="18"/>
                 <w:lang w:eastAsia="zh-CN"/>
               </w:rPr>
-              <w:t>向 ICP 逐项确认五类话务指标能否提供</w:t>
+              <w:t>向 ICP 确认服务账号、token 有效期与调用限额</w:t>
             </w:r>
           </w:p>
         </w:tc>
@@ -2822,7 +2822,7 @@
                 <w:sz w:val="18"/>
                 <w:lang w:eastAsia="zh-CN"/>
               </w:rPr>
-              <w:t>直接决定 R-03 至 R-07 五张报表能否按 RFP 1.6.2.20.1 至 .5 交付。不能提供即构成不合规，且无第二条技术通道可替代。</w:t>
+              <w:t>IR-11 已由 CloudICP V100R023C00 接口文档回答：ICP 提供原始话单，R-04 至 R-07 不再因此作废（R-03 另因 M-C08 口径不可得而待改）。现余的前置是接入侧的账号与限额：专用服务工号（需系统管理员或质检权限）、token 有效期与并发会话互斥性、CMS 调用频次限制。拿不到就无法稳定取数。</w:t>
             </w:r>
           </w:p>
         </w:tc>
@@ -2839,7 +2839,7 @@
                 <w:rFonts w:ascii="微软雅黑" w:hAnsi="微软雅黑"/>
                 <w:sz w:val="18"/>
               </w:rPr>
-              <w:t>IR-11 · AS-06</w:t>
+              <w:t>IR-45 · IR-46 · AS-06</w:t>
             </w:r>
           </w:p>
         </w:tc>

--- a/LD-00_详细设计说明与文档索引.docx
+++ b/LD-00_详细设计说明与文档索引.docx
@@ -857,7 +857,7 @@
                 <w:sz w:val="18"/>
                 <w:lang w:eastAsia="zh-CN"/>
               </w:rPr>
-              <w:t>身份联邦、四角色、字段级可见性矩阵、部门级行过滤、脱敏与审计</w:t>
+              <w:t>身份（经 AD FS 代理）、四角色、字段级可见性矩阵、部门级行过滤、传输加密、脱敏与审计</w:t>
             </w:r>
           </w:p>
         </w:tc>
